--- a/DieZeitlosigkeitDerSteine2eng.docx
+++ b/DieZeitlosigkeitDerSteine2eng.docx
@@ -1541,7 +1541,7 @@
         <w:pStyle w:val="BodyText"/>
       </w:pPr>
       <w:r>
-        <w:t xml:space="preserve">“The ARS system doesn’t anticipate compression,” Phillips replied. His fingers clenched slightly around the fabric of his trousers, then relaxed again. “It expands. Every decision creates a new field. The Omega Point isn’t a singularity, Luca. It’s the moment when the alternatives become infinite and the probabilities drop to zero.”</w:t>
+        <w:t xml:space="preserve">“The ARS system doesn’t anticipate compression,” Phillips replied. His fingers clenched slightly around the fabric of his trousers, then relaxed again. “It expands. Every decision creates a new field. The Omega Point isn’t a singularity, Luca. It’s the state where no alternative needs to be calculated anymore. Not because a world is left. But because all questions that still demand a calculation have disappeared.”</w:t>
       </w:r>
     </w:p>
     <w:p>
